--- a/Padrao_Design_Orizon_v10.docx
+++ b/Padrao_Design_Orizon_v10.docx
@@ -6718,6 +6718,17 @@
     <w:p>
       <w:r>
         <w:t>Removidos: --gold, --dalm-gold, --dalm-gold-light. Toda a UI segue .modal-box + tokens (nunca hex fixo). As imagens orizon_design_reference_dark/_light.png ficam desatualizadas (refazer quando quiser).</w:t>
+      </w:r>
+    </w:p>
+    <w:p>
+      <w:r>
+        <w:rPr>
+          <w:b/>
+        </w:rPr>
+        <w:t xml:space="preserve">De-green (rev. 2026-07-12): </w:t>
+      </w:r>
+      <w:r>
+        <w:t>o accent legado era verde-menta; toda ocorrência de verde fora dos tokens de marca foi convertida para o ciano/azul da identidade — família --teal-* (cards de valor financeiro) repontada para ciano, mints rgba(93,202,165)/emerald rgba(25,201,160) → rgba(0,184,201), badges 'para_assinatura'/'aprovado' → ciano, e o avatar do usuário → azul --primary. --warn (âmbar) e --err (coral/vermelho) permanecem como únicas cores quentes.</w:t>
       </w:r>
     </w:p>
     <w:sectPr>
